--- a/output/rlaif_before_after_exec.docx
+++ b/output/rlaif_before_after_exec.docx
@@ -162,7 +162,7 @@
           <w:b/>
           <w:sz w:val="30"/>
         </w:rPr>
-        <w:t>A. Core Engine Behavior</w:t>
+        <w:t>A. Trace History Narrative</w:t>
       </w:r>
     </w:p>
     <w:p>
@@ -173,7 +173,7 @@
         <w:t xml:space="preserve">The problem. </w:t>
       </w:r>
       <w:r>
-        <w:t>At baseline (trace-v), this section reflects earlier logic in rlaif_lab/engine.py before the current control refinements.</w:t>
+        <w:t>At baseline (trace-v), this section reflects earlier logic in TRACE_HISTORY.md before the current control refinements.</w:t>
       </w:r>
     </w:p>
     <w:p>
@@ -184,7 +184,7 @@
         <w:t xml:space="preserve">The change. </w:t>
       </w:r>
       <w:r>
-        <w:t>The latest commit (trace-v) applies 0 focused patch hunk(s), with +0 and -0 line changes in this file.</w:t>
+        <w:t>The latest commit (trace-v) applies 1 focused patch hunk(s), with +42 and -0 line changes in this file.</w:t>
       </w:r>
     </w:p>
     <w:p>
@@ -195,7 +195,7 @@
         <w:t xml:space="preserve">The effect. </w:t>
       </w:r>
       <w:r>
-        <w:t>Comparison now has commit-pinned before/after evidence and a structured delta table with 3 key setting/value changes.</w:t>
+        <w:t>Comparison now has commit-pinned before/after evidence and a structured delta table with 2 key setting/value changes.</w:t>
       </w:r>
     </w:p>
     <w:p>
@@ -271,7 +271,7 @@
           </w:tcPr>
           <w:p>
             <w:r>
-              <w:t>file_path</w:t>
+              <w:t>taxonomy</w:t>
             </w:r>
           </w:p>
         </w:tc>
@@ -281,7 +281,7 @@
           </w:tcPr>
           <w:p>
             <w:r>
-              <w:t>rlaif_lab/engine.py</w:t>
+              <w:t>(empty)</w:t>
             </w:r>
           </w:p>
         </w:tc>
@@ -291,7 +291,7 @@
           </w:tcPr>
           <w:p>
             <w:r>
-              <w:t>rlaif_lab/engine.py</w:t>
+              <w:t>sharpen agent descriptions for routing</w:t>
             </w:r>
           </w:p>
         </w:tc>
@@ -303,7 +303,7 @@
           </w:tcPr>
           <w:p>
             <w:r>
-              <w:t>commit_ref</w:t>
+              <w:t>sequencing</w:t>
             </w:r>
           </w:p>
         </w:tc>
@@ -313,7 +313,7 @@
           </w:tcPr>
           <w:p>
             <w:r>
-              <w:t>trace-v</w:t>
+              <w:t>(empty)</w:t>
             </w:r>
           </w:p>
         </w:tc>
@@ -323,39 +323,7 @@
           </w:tcPr>
           <w:p>
             <w:r>
-              <w:t>trace-v</w:t>
-            </w:r>
-          </w:p>
-        </w:tc>
-      </w:tr>
-      <w:tr>
-        <w:tc>
-          <w:tcPr>
-            <w:tcW w:type="dxa" w:w="4800"/>
-          </w:tcPr>
-          <w:p>
-            <w:r>
-              <w:t>line_delta</w:t>
-            </w:r>
-          </w:p>
-        </w:tc>
-        <w:tc>
-          <w:tcPr>
-            <w:tcW w:type="dxa" w:w="4800"/>
-          </w:tcPr>
-          <w:p>
-            <w:r>
-              <w:t>+0</w:t>
-            </w:r>
-          </w:p>
-        </w:tc>
-        <w:tc>
-          <w:tcPr>
-            <w:tcW w:type="dxa" w:w="4800"/>
-          </w:tcPr>
-          <w:p>
-            <w:r>
-              <w:t>-0</w:t>
+              <w:t>phase-gate tool selection</w:t>
             </w:r>
           </w:p>
         </w:tc>
@@ -406,7 +374,7 @@
               <w:r>
                 <w:drawing>
                   <wp:inline xmlns:a="http://schemas.openxmlformats.org/drawingml/2006/main" xmlns:pic="http://schemas.openxmlformats.org/drawingml/2006/picture">
-                    <wp:extent cx="4480560" cy="5477382"/>
+                    <wp:extent cx="4480560" cy="596038"/>
                     <wp:docPr id="1" name="Picture 1"/>
                     <wp:cNvGraphicFramePr>
                       <a:graphicFrameLocks noChangeAspect="1"/>
@@ -427,7 +395,7 @@
                           <pic:spPr>
                             <a:xfrm>
                               <a:off x="0" y="0"/>
-                              <a:ext cx="4480560" cy="5477382"/>
+                              <a:ext cx="4480560" cy="596038"/>
                             </a:xfrm>
                             <a:prstGeom prst="rect"/>
                           </pic:spPr>
@@ -447,7 +415,7 @@
               <w:rPr>
                 <w:sz w:val="20"/>
               </w:rPr>
-              <w:t>Baseline behavior from trace-v1.</w:t>
+              <w:t>Baseline trace-history narrative at v1.</w:t>
             </w:r>
           </w:p>
           <w:p>
@@ -461,7 +429,7 @@
                 <w:sz w:val="22"/>
                 <w:shd w:fill="FFF200"/>
               </w:rPr>
-              <w:t>Engine delta</w:t>
+              <w:t>Narrative and governance delta</w:t>
             </w:r>
           </w:p>
           <w:p>
@@ -512,7 +480,7 @@
               <w:r>
                 <w:drawing>
                   <wp:inline xmlns:a="http://schemas.openxmlformats.org/drawingml/2006/main" xmlns:pic="http://schemas.openxmlformats.org/drawingml/2006/picture">
-                    <wp:extent cx="4480560" cy="5477382"/>
+                    <wp:extent cx="4480560" cy="2404704"/>
                     <wp:docPr id="2" name="Picture 2"/>
                     <wp:cNvGraphicFramePr>
                       <a:graphicFrameLocks noChangeAspect="1"/>
@@ -533,7 +501,7 @@
                           <pic:spPr>
                             <a:xfrm>
                               <a:off x="0" y="0"/>
-                              <a:ext cx="4480560" cy="5477382"/>
+                              <a:ext cx="4480560" cy="2404704"/>
                             </a:xfrm>
                             <a:prstGeom prst="rect"/>
                           </pic:spPr>
@@ -553,7 +521,7 @@
               <w:rPr>
                 <w:sz w:val="20"/>
               </w:rPr>
-              <w:t>Updated behavior from trace-v3.</w:t>
+              <w:t>Updated trace-history narrative at v3.</w:t>
             </w:r>
           </w:p>
           <w:p>
@@ -567,7 +535,7 @@
                 <w:sz w:val="22"/>
                 <w:shd w:fill="FFF200"/>
               </w:rPr>
-              <w:t>Engine delta</w:t>
+              <w:t>Narrative and governance delta</w:t>
             </w:r>
           </w:p>
           <w:p>
@@ -602,7 +570,7 @@
           <w:b/>
           <w:sz w:val="30"/>
         </w:rPr>
-        <w:t>B. Reward and Learning Loop</w:t>
+        <w:t>B. Cycle Summary Output</w:t>
       </w:r>
     </w:p>
     <w:p>
@@ -613,7 +581,7 @@
         <w:t xml:space="preserve">The problem. </w:t>
       </w:r>
       <w:r>
-        <w:t>At baseline (trace-v), this section reflects earlier logic in rlaif_lab/rl.py before the current control refinements.</w:t>
+        <w:t>At baseline (trace-v), this section reflects earlier logic in artifacts/cycle_summary.json before the current control refinements.</w:t>
       </w:r>
     </w:p>
     <w:p>
@@ -624,7 +592,7 @@
         <w:t xml:space="preserve">The change. </w:t>
       </w:r>
       <w:r>
-        <w:t>The latest commit (trace-v) applies 0 focused patch hunk(s), with +0 and -0 line changes in this file.</w:t>
+        <w:t>The latest commit (trace-v) applies 21 focused patch hunk(s), with +42 and -45 line changes in this file.</w:t>
       </w:r>
     </w:p>
     <w:p>
@@ -635,7 +603,7 @@
         <w:t xml:space="preserve">The effect. </w:t>
       </w:r>
       <w:r>
-        <w:t>Comparison now has commit-pinned before/after evidence and a structured delta table with 3 key setting/value changes.</w:t>
+        <w:t>Comparison now has commit-pinned before/after evidence and a structured delta table with 8 key setting/value changes.</w:t>
       </w:r>
     </w:p>
     <w:p>
@@ -711,7 +679,7 @@
           </w:tcPr>
           <w:p>
             <w:r>
-              <w:t>file_path</w:t>
+              <w:t>deployed_levers</w:t>
             </w:r>
           </w:p>
         </w:tc>
@@ -721,7 +689,7 @@
           </w:tcPr>
           <w:p>
             <w:r>
-              <w:t>rlaif_lab/rl.py</w:t>
+              <w:t>[]</w:t>
             </w:r>
           </w:p>
         </w:tc>
@@ -731,7 +699,7 @@
           </w:tcPr>
           <w:p>
             <w:r>
-              <w:t>rlaif_lab/rl.py</w:t>
+              <w:t>[</w:t>
             </w:r>
           </w:p>
         </w:tc>
@@ -743,7 +711,7 @@
           </w:tcPr>
           <w:p>
             <w:r>
-              <w:t>commit_ref</w:t>
+              <w:t>avg_compliance_rate</w:t>
             </w:r>
           </w:p>
         </w:tc>
@@ -753,7 +721,7 @@
           </w:tcPr>
           <w:p>
             <w:r>
-              <w:t>trace-v</w:t>
+              <w:t>0.381</w:t>
             </w:r>
           </w:p>
         </w:tc>
@@ -763,7 +731,7 @@
           </w:tcPr>
           <w:p>
             <w:r>
-              <w:t>trace-v</w:t>
+              <w:t>0.577</w:t>
             </w:r>
           </w:p>
         </w:tc>
@@ -775,7 +743,7 @@
           </w:tcPr>
           <w:p>
             <w:r>
-              <w:t>line_delta</w:t>
+              <w:t>action_completion_rate</w:t>
             </w:r>
           </w:p>
         </w:tc>
@@ -785,7 +753,7 @@
           </w:tcPr>
           <w:p>
             <w:r>
-              <w:t>+0</w:t>
+              <w:t>0.45</w:t>
             </w:r>
           </w:p>
         </w:tc>
@@ -795,7 +763,167 @@
           </w:tcPr>
           <w:p>
             <w:r>
-              <w:t>-0</w:t>
+              <w:t>1.0</w:t>
+            </w:r>
+          </w:p>
+        </w:tc>
+      </w:tr>
+      <w:tr>
+        <w:tc>
+          <w:tcPr>
+            <w:tcW w:type="dxa" w:w="4800"/>
+          </w:tcPr>
+          <w:p>
+            <w:r>
+              <w:t>REPETITIVE_LOOP</w:t>
+            </w:r>
+          </w:p>
+        </w:tc>
+        <w:tc>
+          <w:tcPr>
+            <w:tcW w:type="dxa" w:w="4800"/>
+          </w:tcPr>
+          <w:p>
+            <w:r>
+              <w:t>33</w:t>
+            </w:r>
+          </w:p>
+        </w:tc>
+        <w:tc>
+          <w:tcPr>
+            <w:tcW w:type="dxa" w:w="4800"/>
+          </w:tcPr>
+          <w:p>
+            <w:r>
+              <w:t>(empty)</w:t>
+            </w:r>
+          </w:p>
+        </w:tc>
+      </w:tr>
+      <w:tr>
+        <w:tc>
+          <w:tcPr>
+            <w:tcW w:type="dxa" w:w="4800"/>
+          </w:tcPr>
+          <w:p>
+            <w:r>
+              <w:t>LIVE_AGENT_HANDOFF</w:t>
+            </w:r>
+          </w:p>
+        </w:tc>
+        <w:tc>
+          <w:tcPr>
+            <w:tcW w:type="dxa" w:w="4800"/>
+          </w:tcPr>
+          <w:p>
+            <w:r>
+              <w:t>23</w:t>
+            </w:r>
+          </w:p>
+        </w:tc>
+        <w:tc>
+          <w:tcPr>
+            <w:tcW w:type="dxa" w:w="4800"/>
+          </w:tcPr>
+          <w:p>
+            <w:r>
+              <w:t>30</w:t>
+            </w:r>
+          </w:p>
+        </w:tc>
+      </w:tr>
+      <w:tr>
+        <w:tc>
+          <w:tcPr>
+            <w:tcW w:type="dxa" w:w="4800"/>
+          </w:tcPr>
+          <w:p>
+            <w:r>
+              <w:t>RESOLVED</w:t>
+            </w:r>
+          </w:p>
+        </w:tc>
+        <w:tc>
+          <w:tcPr>
+            <w:tcW w:type="dxa" w:w="4800"/>
+          </w:tcPr>
+          <w:p>
+            <w:r>
+              <w:t>4</w:t>
+            </w:r>
+          </w:p>
+        </w:tc>
+        <w:tc>
+          <w:tcPr>
+            <w:tcW w:type="dxa" w:w="4800"/>
+          </w:tcPr>
+          <w:p>
+            <w:r>
+              <w:t>30</w:t>
+            </w:r>
+          </w:p>
+        </w:tc>
+      </w:tr>
+      <w:tr>
+        <w:tc>
+          <w:tcPr>
+            <w:tcW w:type="dxa" w:w="4800"/>
+          </w:tcPr>
+          <w:p>
+            <w:r>
+              <w:t>GEN-02</w:t>
+            </w:r>
+          </w:p>
+        </w:tc>
+        <w:tc>
+          <w:tcPr>
+            <w:tcW w:type="dxa" w:w="4800"/>
+          </w:tcPr>
+          <w:p>
+            <w:r>
+              <w:t>"33 -&gt; 33 fails"</w:t>
+            </w:r>
+          </w:p>
+        </w:tc>
+        <w:tc>
+          <w:tcPr>
+            <w:tcW w:type="dxa" w:w="4800"/>
+          </w:tcPr>
+          <w:p>
+            <w:r>
+              <w:t>"33 -&gt; 30 fails"</w:t>
+            </w:r>
+          </w:p>
+        </w:tc>
+      </w:tr>
+      <w:tr>
+        <w:tc>
+          <w:tcPr>
+            <w:tcW w:type="dxa" w:w="4800"/>
+          </w:tcPr>
+          <w:p>
+            <w:r>
+              <w:t>GEN-04</w:t>
+            </w:r>
+          </w:p>
+        </w:tc>
+        <w:tc>
+          <w:tcPr>
+            <w:tcW w:type="dxa" w:w="4800"/>
+          </w:tcPr>
+          <w:p>
+            <w:r>
+              <w:t>"11 -&gt; 11 fails"</w:t>
+            </w:r>
+          </w:p>
+        </w:tc>
+        <w:tc>
+          <w:tcPr>
+            <w:tcW w:type="dxa" w:w="4800"/>
+          </w:tcPr>
+          <w:p>
+            <w:r>
+              <w:t>"11 -&gt; 0 fails"</w:t>
             </w:r>
           </w:p>
         </w:tc>
@@ -846,7 +974,7 @@
               <w:r>
                 <w:drawing>
                   <wp:inline xmlns:a="http://schemas.openxmlformats.org/drawingml/2006/main" xmlns:pic="http://schemas.openxmlformats.org/drawingml/2006/picture">
-                    <wp:extent cx="4480560" cy="5425999"/>
+                    <wp:extent cx="4480560" cy="1130417"/>
                     <wp:docPr id="3" name="Picture 3"/>
                     <wp:cNvGraphicFramePr>
                       <a:graphicFrameLocks noChangeAspect="1"/>
@@ -867,7 +995,7 @@
                           <pic:spPr>
                             <a:xfrm>
                               <a:off x="0" y="0"/>
-                              <a:ext cx="4480560" cy="5425999"/>
+                              <a:ext cx="4480560" cy="1130417"/>
                             </a:xfrm>
                             <a:prstGeom prst="rect"/>
                           </pic:spPr>
@@ -887,7 +1015,7 @@
               <w:rPr>
                 <w:sz w:val="20"/>
               </w:rPr>
-              <w:t>Baseline behavior from trace-v1.</w:t>
+              <w:t>Baseline cycle summary output at v1.</w:t>
             </w:r>
           </w:p>
           <w:p>
@@ -901,7 +1029,7 @@
                 <w:sz w:val="22"/>
                 <w:shd w:fill="FFF200"/>
               </w:rPr>
-              <w:t>RL delta</w:t>
+              <w:t>Cycle summary delta</w:t>
             </w:r>
           </w:p>
           <w:p>
@@ -952,7 +1080,7 @@
               <w:r>
                 <w:drawing>
                   <wp:inline xmlns:a="http://schemas.openxmlformats.org/drawingml/2006/main" xmlns:pic="http://schemas.openxmlformats.org/drawingml/2006/picture">
-                    <wp:extent cx="4480560" cy="5425999"/>
+                    <wp:extent cx="4480560" cy="1130417"/>
                     <wp:docPr id="4" name="Picture 4"/>
                     <wp:cNvGraphicFramePr>
                       <a:graphicFrameLocks noChangeAspect="1"/>
@@ -973,7 +1101,7 @@
                           <pic:spPr>
                             <a:xfrm>
                               <a:off x="0" y="0"/>
-                              <a:ext cx="4480560" cy="5425999"/>
+                              <a:ext cx="4480560" cy="1130417"/>
                             </a:xfrm>
                             <a:prstGeom prst="rect"/>
                           </pic:spPr>
@@ -993,7 +1121,7 @@
               <w:rPr>
                 <w:sz w:val="20"/>
               </w:rPr>
-              <w:t>Updated behavior from trace-v3.</w:t>
+              <w:t>Updated cycle summary output at v3.</w:t>
             </w:r>
           </w:p>
           <w:p>
@@ -1007,7 +1135,7 @@
                 <w:sz w:val="22"/>
                 <w:shd w:fill="FFF200"/>
               </w:rPr>
-              <w:t>RL delta</w:t>
+              <w:t>Cycle summary delta</w:t>
             </w:r>
           </w:p>
           <w:p>
@@ -1042,7 +1170,7 @@
           <w:b/>
           <w:sz w:val="30"/>
         </w:rPr>
-        <w:t>C. Judge and Evaluation Logic</w:t>
+        <w:t>C. Preference Pairs Dataset</w:t>
       </w:r>
     </w:p>
     <w:p>
@@ -1053,7 +1181,7 @@
         <w:t xml:space="preserve">The problem. </w:t>
       </w:r>
       <w:r>
-        <w:t>At baseline (trace-v), this section reflects earlier logic in rlaif_lab/judge.py before the current control refinements.</w:t>
+        <w:t>At baseline (trace-v), this section reflects earlier logic in artifacts/preference_pairs.json before the current control refinements.</w:t>
       </w:r>
     </w:p>
     <w:p>
@@ -1064,7 +1192,7 @@
         <w:t xml:space="preserve">The change. </w:t>
       </w:r>
       <w:r>
-        <w:t>The latest commit (trace-v) applies 0 focused patch hunk(s), with +0 and -0 line changes in this file.</w:t>
+        <w:t>The latest commit (trace-v) applies 1 focused patch hunk(s), with +1759 and -1 line changes in this file.</w:t>
       </w:r>
     </w:p>
     <w:p>
@@ -1075,7 +1203,7 @@
         <w:t xml:space="preserve">The effect. </w:t>
       </w:r>
       <w:r>
-        <w:t>Comparison now has commit-pinned before/after evidence and a structured delta table with 3 key setting/value changes.</w:t>
+        <w:t>Comparison now has commit-pinned before/after evidence and a structured delta table with 8 key setting/value changes.</w:t>
       </w:r>
     </w:p>
     <w:p>
@@ -1151,7 +1279,7 @@
           </w:tcPr>
           <w:p>
             <w:r>
-              <w:t>file_path</w:t>
+              <w:t>pair_id</w:t>
             </w:r>
           </w:p>
         </w:tc>
@@ -1161,7 +1289,7 @@
           </w:tcPr>
           <w:p>
             <w:r>
-              <w:t>rlaif_lab/judge.py</w:t>
+              <w:t>(empty)</w:t>
             </w:r>
           </w:p>
         </w:tc>
@@ -1171,7 +1299,7 @@
           </w:tcPr>
           <w:p>
             <w:r>
-              <w:t>rlaif_lab/judge.py</w:t>
+              <w:t>"pp-ep-0059"</w:t>
             </w:r>
           </w:p>
         </w:tc>
@@ -1183,7 +1311,7 @@
           </w:tcPr>
           <w:p>
             <w:r>
-              <w:t>commit_ref</w:t>
+              <w:t>episode</w:t>
             </w:r>
           </w:p>
         </w:tc>
@@ -1193,7 +1321,7 @@
           </w:tcPr>
           <w:p>
             <w:r>
-              <w:t>trace-v</w:t>
+              <w:t>(empty)</w:t>
             </w:r>
           </w:p>
         </w:tc>
@@ -1203,7 +1331,7 @@
           </w:tcPr>
           <w:p>
             <w:r>
-              <w:t>trace-v</w:t>
+              <w:t>"ep-0059"</w:t>
             </w:r>
           </w:p>
         </w:tc>
@@ -1215,7 +1343,7 @@
           </w:tcPr>
           <w:p>
             <w:r>
-              <w:t>line_delta</w:t>
+              <w:t>journey</w:t>
             </w:r>
           </w:p>
         </w:tc>
@@ -1225,7 +1353,7 @@
           </w:tcPr>
           <w:p>
             <w:r>
-              <w:t>+0</w:t>
+              <w:t>(empty)</w:t>
             </w:r>
           </w:p>
         </w:tc>
@@ -1235,7 +1363,167 @@
           </w:tcPr>
           <w:p>
             <w:r>
-              <w:t>-0</w:t>
+              <w:t>"gen"</w:t>
+            </w:r>
+          </w:p>
+        </w:tc>
+      </w:tr>
+      <w:tr>
+        <w:tc>
+          <w:tcPr>
+            <w:tcW w:type="dxa" w:w="4800"/>
+          </w:tcPr>
+          <w:p>
+            <w:r>
+              <w:t>utterance</w:t>
+            </w:r>
+          </w:p>
+        </w:tc>
+        <w:tc>
+          <w:tcPr>
+            <w:tcW w:type="dxa" w:w="4800"/>
+          </w:tcPr>
+          <w:p>
+            <w:r>
+              <w:t>(empty)</w:t>
+            </w:r>
+          </w:p>
+        </w:tc>
+        <w:tc>
+          <w:tcPr>
+            <w:tcW w:type="dxa" w:w="4800"/>
+          </w:tcPr>
+          <w:p>
+            <w:r>
+              <w:t>"I want to talk to a person. Also what is this $9.99 charge, and I need a new phone."</w:t>
+            </w:r>
+          </w:p>
+        </w:tc>
+      </w:tr>
+      <w:tr>
+        <w:tc>
+          <w:tcPr>
+            <w:tcW w:type="dxa" w:w="4800"/>
+          </w:tcPr>
+          <w:p>
+            <w:r>
+              <w:t>rejected</w:t>
+            </w:r>
+          </w:p>
+        </w:tc>
+        <w:tc>
+          <w:tcPr>
+            <w:tcW w:type="dxa" w:w="4800"/>
+          </w:tcPr>
+          <w:p>
+            <w:r>
+              <w:t>(empty)</w:t>
+            </w:r>
+          </w:p>
+        </w:tc>
+        <w:tc>
+          <w:tcPr>
+            <w:tcW w:type="dxa" w:w="4800"/>
+          </w:tcPr>
+          <w:p>
+            <w:r>
+              <w:t>{</w:t>
+            </w:r>
+          </w:p>
+        </w:tc>
+      </w:tr>
+      <w:tr>
+        <w:tc>
+          <w:tcPr>
+            <w:tcW w:type="dxa" w:w="4800"/>
+          </w:tcPr>
+          <w:p>
+            <w:r>
+              <w:t>levers</w:t>
+            </w:r>
+          </w:p>
+        </w:tc>
+        <w:tc>
+          <w:tcPr>
+            <w:tcW w:type="dxa" w:w="4800"/>
+          </w:tcPr>
+          <w:p>
+            <w:r>
+              <w:t>(empty)</w:t>
+            </w:r>
+          </w:p>
+        </w:tc>
+        <w:tc>
+          <w:tcPr>
+            <w:tcW w:type="dxa" w:w="4800"/>
+          </w:tcPr>
+          <w:p>
+            <w:r>
+              <w:t>[</w:t>
+            </w:r>
+          </w:p>
+        </w:tc>
+      </w:tr>
+      <w:tr>
+        <w:tc>
+          <w:tcPr>
+            <w:tcW w:type="dxa" w:w="4800"/>
+          </w:tcPr>
+          <w:p>
+            <w:r>
+              <w:t>weighted</w:t>
+            </w:r>
+          </w:p>
+        </w:tc>
+        <w:tc>
+          <w:tcPr>
+            <w:tcW w:type="dxa" w:w="4800"/>
+          </w:tcPr>
+          <w:p>
+            <w:r>
+              <w:t>(empty)</w:t>
+            </w:r>
+          </w:p>
+        </w:tc>
+        <w:tc>
+          <w:tcPr>
+            <w:tcW w:type="dxa" w:w="4800"/>
+          </w:tcPr>
+          <w:p>
+            <w:r>
+              <w:t>2.35</w:t>
+            </w:r>
+          </w:p>
+        </w:tc>
+      </w:tr>
+      <w:tr>
+        <w:tc>
+          <w:tcPr>
+            <w:tcW w:type="dxa" w:w="4800"/>
+          </w:tcPr>
+          <w:p>
+            <w:r>
+              <w:t>verdict</w:t>
+            </w:r>
+          </w:p>
+        </w:tc>
+        <w:tc>
+          <w:tcPr>
+            <w:tcW w:type="dxa" w:w="4800"/>
+          </w:tcPr>
+          <w:p>
+            <w:r>
+              <w:t>(empty)</w:t>
+            </w:r>
+          </w:p>
+        </w:tc>
+        <w:tc>
+          <w:tcPr>
+            <w:tcW w:type="dxa" w:w="4800"/>
+          </w:tcPr>
+          <w:p>
+            <w:r>
+              <w:t>"Rejected"</w:t>
             </w:r>
           </w:p>
         </w:tc>
@@ -1286,7 +1574,7 @@
               <w:r>
                 <w:drawing>
                   <wp:inline xmlns:a="http://schemas.openxmlformats.org/drawingml/2006/main" xmlns:pic="http://schemas.openxmlformats.org/drawingml/2006/picture">
-                    <wp:extent cx="4480560" cy="5425999"/>
+                    <wp:extent cx="4480560" cy="149009"/>
                     <wp:docPr id="5" name="Picture 5"/>
                     <wp:cNvGraphicFramePr>
                       <a:graphicFrameLocks noChangeAspect="1"/>
@@ -1307,7 +1595,7 @@
                           <pic:spPr>
                             <a:xfrm>
                               <a:off x="0" y="0"/>
-                              <a:ext cx="4480560" cy="5425999"/>
+                              <a:ext cx="4480560" cy="149009"/>
                             </a:xfrm>
                             <a:prstGeom prst="rect"/>
                           </pic:spPr>
@@ -1327,7 +1615,7 @@
               <w:rPr>
                 <w:sz w:val="20"/>
               </w:rPr>
-              <w:t>Baseline behavior from trace-v1.</w:t>
+              <w:t>Baseline preference-pair records at v1.</w:t>
             </w:r>
           </w:p>
           <w:p>
@@ -1341,7 +1629,7 @@
                 <w:sz w:val="22"/>
                 <w:shd w:fill="FFF200"/>
               </w:rPr>
-              <w:t>Judge delta</w:t>
+              <w:t>Preference data delta</w:t>
             </w:r>
           </w:p>
           <w:p>
@@ -1392,7 +1680,7 @@
               <w:r>
                 <w:drawing>
                   <wp:inline xmlns:a="http://schemas.openxmlformats.org/drawingml/2006/main" xmlns:pic="http://schemas.openxmlformats.org/drawingml/2006/picture">
-                    <wp:extent cx="4480560" cy="5425999"/>
+                    <wp:extent cx="4480560" cy="5554456"/>
                     <wp:docPr id="6" name="Picture 6"/>
                     <wp:cNvGraphicFramePr>
                       <a:graphicFrameLocks noChangeAspect="1"/>
@@ -1413,7 +1701,7 @@
                           <pic:spPr>
                             <a:xfrm>
                               <a:off x="0" y="0"/>
-                              <a:ext cx="4480560" cy="5425999"/>
+                              <a:ext cx="4480560" cy="5554456"/>
                             </a:xfrm>
                             <a:prstGeom prst="rect"/>
                           </pic:spPr>
@@ -1433,7 +1721,7 @@
               <w:rPr>
                 <w:sz w:val="20"/>
               </w:rPr>
-              <w:t>Updated behavior from trace-v3.</w:t>
+              <w:t>Updated preference-pair records at v3.</w:t>
             </w:r>
           </w:p>
           <w:p>
@@ -1447,7 +1735,7 @@
                 <w:sz w:val="22"/>
                 <w:shd w:fill="FFF200"/>
               </w:rPr>
-              <w:t>Judge delta</w:t>
+              <w:t>Preference data delta</w:t>
             </w:r>
           </w:p>
           <w:p>
@@ -1482,7 +1770,7 @@
           <w:b/>
           <w:sz w:val="30"/>
         </w:rPr>
-        <w:t>D. Policy and Rule Controls</w:t>
+        <w:t>D. Recommendation Output</w:t>
       </w:r>
     </w:p>
     <w:p>
@@ -1493,7 +1781,7 @@
         <w:t xml:space="preserve">The problem. </w:t>
       </w:r>
       <w:r>
-        <w:t>At baseline (trace-v), this section reflects earlier logic in rlaif_lab/policies.py before the current control refinements.</w:t>
+        <w:t>At baseline (trace-v), this section reflects earlier logic in artifacts/recommendations.json before the current control refinements.</w:t>
       </w:r>
     </w:p>
     <w:p>
@@ -1504,7 +1792,7 @@
         <w:t xml:space="preserve">The change. </w:t>
       </w:r>
       <w:r>
-        <w:t>The latest commit (trace-v) applies 0 focused patch hunk(s), with +0 and -0 line changes in this file.</w:t>
+        <w:t>The latest commit (trace-v) applies 11 focused patch hunk(s), with +19 and -19 line changes in this file.</w:t>
       </w:r>
     </w:p>
     <w:p>
@@ -1515,7 +1803,7 @@
         <w:t xml:space="preserve">The effect. </w:t>
       </w:r>
       <w:r>
-        <w:t>Comparison now has commit-pinned before/after evidence and a structured delta table with 3 key setting/value changes.</w:t>
+        <w:t>Comparison now has commit-pinned before/after evidence and a structured delta table with 8 key setting/value changes.</w:t>
       </w:r>
     </w:p>
     <w:p>
@@ -1591,7 +1879,7 @@
           </w:tcPr>
           <w:p>
             <w:r>
-              <w:t>file_path</w:t>
+              <w:t>route_accuracy</w:t>
             </w:r>
           </w:p>
         </w:tc>
@@ -1601,7 +1889,7 @@
           </w:tcPr>
           <w:p>
             <w:r>
-              <w:t>rlaif_lab/policies.py</w:t>
+              <w:t>"0.267 -&gt; 0.267"</w:t>
             </w:r>
           </w:p>
         </w:tc>
@@ -1611,7 +1899,7 @@
           </w:tcPr>
           <w:p>
             <w:r>
-              <w:t>rlaif_lab/policies.py</w:t>
+              <w:t>"0.267 -&gt; 1.0"</w:t>
             </w:r>
           </w:p>
         </w:tc>
@@ -1623,7 +1911,7 @@
           </w:tcPr>
           <w:p>
             <w:r>
-              <w:t>commit_ref</w:t>
+              <w:t>GEN-09</w:t>
             </w:r>
           </w:p>
         </w:tc>
@@ -1633,7 +1921,7 @@
           </w:tcPr>
           <w:p>
             <w:r>
-              <w:t>trace-v</w:t>
+              <w:t>"41 -&gt; 41 fails"</w:t>
             </w:r>
           </w:p>
         </w:tc>
@@ -1643,7 +1931,7 @@
           </w:tcPr>
           <w:p>
             <w:r>
-              <w:t>trace-v</w:t>
+              <w:t>"41 -&gt; 15 fails"</w:t>
             </w:r>
           </w:p>
         </w:tc>
@@ -1655,7 +1943,7 @@
           </w:tcPr>
           <w:p>
             <w:r>
-              <w:t>line_delta</w:t>
+              <w:t>DDC-01</w:t>
             </w:r>
           </w:p>
         </w:tc>
@@ -1665,7 +1953,7 @@
           </w:tcPr>
           <w:p>
             <w:r>
-              <w:t>+0</w:t>
+              <w:t>"11 -&gt; 11 fails"</w:t>
             </w:r>
           </w:p>
         </w:tc>
@@ -1675,7 +1963,167 @@
           </w:tcPr>
           <w:p>
             <w:r>
-              <w:t>-0</w:t>
+              <w:t>"11 -&gt; 0 fails"</w:t>
+            </w:r>
+          </w:p>
+        </w:tc>
+      </w:tr>
+      <w:tr>
+        <w:tc>
+          <w:tcPr>
+            <w:tcW w:type="dxa" w:w="4800"/>
+          </w:tcPr>
+          <w:p>
+            <w:r>
+              <w:t>leaks_full</w:t>
+            </w:r>
+          </w:p>
+        </w:tc>
+        <w:tc>
+          <w:tcPr>
+            <w:tcW w:type="dxa" w:w="4800"/>
+          </w:tcPr>
+          <w:p>
+            <w:r>
+              <w:t>198</w:t>
+            </w:r>
+          </w:p>
+        </w:tc>
+        <w:tc>
+          <w:tcPr>
+            <w:tcW w:type="dxa" w:w="4800"/>
+          </w:tcPr>
+          <w:p>
+            <w:r>
+              <w:t>165</w:t>
+            </w:r>
+          </w:p>
+        </w:tc>
+      </w:tr>
+      <w:tr>
+        <w:tc>
+          <w:tcPr>
+            <w:tcW w:type="dxa" w:w="4800"/>
+          </w:tcPr>
+          <w:p>
+            <w:r>
+              <w:t>GEN-02</w:t>
+            </w:r>
+          </w:p>
+        </w:tc>
+        <w:tc>
+          <w:tcPr>
+            <w:tcW w:type="dxa" w:w="4800"/>
+          </w:tcPr>
+          <w:p>
+            <w:r>
+              <w:t>"33 -&gt; 33 fails"</w:t>
+            </w:r>
+          </w:p>
+        </w:tc>
+        <w:tc>
+          <w:tcPr>
+            <w:tcW w:type="dxa" w:w="4800"/>
+          </w:tcPr>
+          <w:p>
+            <w:r>
+              <w:t>"33 -&gt; 30 fails"</w:t>
+            </w:r>
+          </w:p>
+        </w:tc>
+      </w:tr>
+      <w:tr>
+        <w:tc>
+          <w:tcPr>
+            <w:tcW w:type="dxa" w:w="4800"/>
+          </w:tcPr>
+          <w:p>
+            <w:r>
+              <w:t>GEN-08</w:t>
+            </w:r>
+          </w:p>
+        </w:tc>
+        <w:tc>
+          <w:tcPr>
+            <w:tcW w:type="dxa" w:w="4800"/>
+          </w:tcPr>
+          <w:p>
+            <w:r>
+              <w:t>"33 -&gt; 33 fails"</w:t>
+            </w:r>
+          </w:p>
+        </w:tc>
+        <w:tc>
+          <w:tcPr>
+            <w:tcW w:type="dxa" w:w="4800"/>
+          </w:tcPr>
+          <w:p>
+            <w:r>
+              <w:t>"33 -&gt; 30 fails"</w:t>
+            </w:r>
+          </w:p>
+        </w:tc>
+      </w:tr>
+      <w:tr>
+        <w:tc>
+          <w:tcPr>
+            <w:tcW w:type="dxa" w:w="4800"/>
+          </w:tcPr>
+          <w:p>
+            <w:r>
+              <w:t>GEN-04</w:t>
+            </w:r>
+          </w:p>
+        </w:tc>
+        <w:tc>
+          <w:tcPr>
+            <w:tcW w:type="dxa" w:w="4800"/>
+          </w:tcPr>
+          <w:p>
+            <w:r>
+              <w:t>"11 -&gt; 11 fails"</w:t>
+            </w:r>
+          </w:p>
+        </w:tc>
+        <w:tc>
+          <w:tcPr>
+            <w:tcW w:type="dxa" w:w="4800"/>
+          </w:tcPr>
+          <w:p>
+            <w:r>
+              <w:t>"11 -&gt; 0 fails"</w:t>
+            </w:r>
+          </w:p>
+        </w:tc>
+      </w:tr>
+      <w:tr>
+        <w:tc>
+          <w:tcPr>
+            <w:tcW w:type="dxa" w:w="4800"/>
+          </w:tcPr>
+          <w:p>
+            <w:r>
+              <w:t>BEX-08</w:t>
+            </w:r>
+          </w:p>
+        </w:tc>
+        <w:tc>
+          <w:tcPr>
+            <w:tcW w:type="dxa" w:w="4800"/>
+          </w:tcPr>
+          <w:p>
+            <w:r>
+              <w:t>"12 -&gt; 12 fails"</w:t>
+            </w:r>
+          </w:p>
+        </w:tc>
+        <w:tc>
+          <w:tcPr>
+            <w:tcW w:type="dxa" w:w="4800"/>
+          </w:tcPr>
+          <w:p>
+            <w:r>
+              <w:t>"12 -&gt; 15 fails"</w:t>
             </w:r>
           </w:p>
         </w:tc>
@@ -1726,7 +2174,7 @@
               <w:r>
                 <w:drawing>
                   <wp:inline xmlns:a="http://schemas.openxmlformats.org/drawingml/2006/main" xmlns:pic="http://schemas.openxmlformats.org/drawingml/2006/picture">
-                    <wp:extent cx="4480560" cy="5495366"/>
+                    <wp:extent cx="4480560" cy="909471"/>
                     <wp:docPr id="7" name="Picture 7"/>
                     <wp:cNvGraphicFramePr>
                       <a:graphicFrameLocks noChangeAspect="1"/>
@@ -1747,7 +2195,7 @@
                           <pic:spPr>
                             <a:xfrm>
                               <a:off x="0" y="0"/>
-                              <a:ext cx="4480560" cy="5495366"/>
+                              <a:ext cx="4480560" cy="909471"/>
                             </a:xfrm>
                             <a:prstGeom prst="rect"/>
                           </pic:spPr>
@@ -1767,7 +2215,7 @@
               <w:rPr>
                 <w:sz w:val="20"/>
               </w:rPr>
-              <w:t>Baseline behavior from trace-v1.</w:t>
+              <w:t>Baseline recommendation output at v1.</w:t>
             </w:r>
           </w:p>
           <w:p>
@@ -1781,7 +2229,7 @@
                 <w:sz w:val="22"/>
                 <w:shd w:fill="FFF200"/>
               </w:rPr>
-              <w:t>Policy delta</w:t>
+              <w:t>Recommendation delta</w:t>
             </w:r>
           </w:p>
           <w:p>
@@ -1832,7 +2280,7 @@
               <w:r>
                 <w:drawing>
                   <wp:inline xmlns:a="http://schemas.openxmlformats.org/drawingml/2006/main" xmlns:pic="http://schemas.openxmlformats.org/drawingml/2006/picture">
-                    <wp:extent cx="4480560" cy="5495366"/>
+                    <wp:extent cx="4480560" cy="909471"/>
                     <wp:docPr id="8" name="Picture 8"/>
                     <wp:cNvGraphicFramePr>
                       <a:graphicFrameLocks noChangeAspect="1"/>
@@ -1853,7 +2301,7 @@
                           <pic:spPr>
                             <a:xfrm>
                               <a:off x="0" y="0"/>
-                              <a:ext cx="4480560" cy="5495366"/>
+                              <a:ext cx="4480560" cy="909471"/>
                             </a:xfrm>
                             <a:prstGeom prst="rect"/>
                           </pic:spPr>
@@ -1873,7 +2321,7 @@
               <w:rPr>
                 <w:sz w:val="20"/>
               </w:rPr>
-              <w:t>Updated behavior from trace-v3.</w:t>
+              <w:t>Updated recommendation output at v3.</w:t>
             </w:r>
           </w:p>
           <w:p>
@@ -1887,7 +2335,7 @@
                 <w:sz w:val="22"/>
                 <w:shd w:fill="FFF200"/>
               </w:rPr>
-              <w:t>Policy delta</w:t>
+              <w:t>Recommendation delta</w:t>
             </w:r>
           </w:p>
           <w:p>
@@ -1922,7 +2370,7 @@
           <w:b/>
           <w:sz w:val="30"/>
         </w:rPr>
-        <w:t>E. Runtime Orchestration</w:t>
+        <w:t>E. Full Verdicts Output</w:t>
       </w:r>
     </w:p>
     <w:p>
@@ -1933,7 +2381,7 @@
         <w:t xml:space="preserve">The problem. </w:t>
       </w:r>
       <w:r>
-        <w:t>At baseline (trace-v), this section reflects earlier logic in rlaif_lab/runtime.py before the current control refinements.</w:t>
+        <w:t>At baseline (trace-v), this section reflects earlier logic in artifacts/verdicts_full.json before the current control refinements.</w:t>
       </w:r>
     </w:p>
     <w:p>
@@ -1944,7 +2392,7 @@
         <w:t xml:space="preserve">The change. </w:t>
       </w:r>
       <w:r>
-        <w:t>The latest commit (trace-v) applies 0 focused patch hunk(s), with +0 and -0 line changes in this file.</w:t>
+        <w:t>The latest commit (trace-v) applies 844 focused patch hunk(s), with +1999 and -1992 line changes in this file.</w:t>
       </w:r>
     </w:p>
     <w:p>
@@ -1955,7 +2403,7 @@
         <w:t xml:space="preserve">The effect. </w:t>
       </w:r>
       <w:r>
-        <w:t>Comparison now has commit-pinned before/after evidence and a structured delta table with 3 key setting/value changes.</w:t>
+        <w:t>Comparison now has commit-pinned before/after evidence and a structured delta table with 8 key setting/value changes.</w:t>
       </w:r>
     </w:p>
     <w:p>
@@ -2031,7 +2479,7 @@
           </w:tcPr>
           <w:p>
             <w:r>
-              <w:t>file_path</w:t>
+              <w:t>levers</w:t>
             </w:r>
           </w:p>
         </w:tc>
@@ -2041,7 +2489,7 @@
           </w:tcPr>
           <w:p>
             <w:r>
-              <w:t>rlaif_lab/runtime.py</w:t>
+              <w:t>[]</w:t>
             </w:r>
           </w:p>
         </w:tc>
@@ -2051,7 +2499,7 @@
           </w:tcPr>
           <w:p>
             <w:r>
-              <w:t>rlaif_lab/runtime.py</w:t>
+              <w:t>[</w:t>
             </w:r>
           </w:p>
         </w:tc>
@@ -2063,7 +2511,7 @@
           </w:tcPr>
           <w:p>
             <w:r>
-              <w:t>commit_ref</w:t>
+              <w:t>verdict</w:t>
             </w:r>
           </w:p>
         </w:tc>
@@ -2073,7 +2521,7 @@
           </w:tcPr>
           <w:p>
             <w:r>
-              <w:t>trace-v</w:t>
+              <w:t>"NA"</w:t>
             </w:r>
           </w:p>
         </w:tc>
@@ -2083,7 +2531,7 @@
           </w:tcPr>
           <w:p>
             <w:r>
-              <w:t>trace-v</w:t>
+              <w:t>"PASS"</w:t>
             </w:r>
           </w:p>
         </w:tc>
@@ -2095,7 +2543,7 @@
           </w:tcPr>
           <w:p>
             <w:r>
-              <w:t>line_delta</w:t>
+              <w:t>evidence</w:t>
             </w:r>
           </w:p>
         </w:tc>
@@ -2105,7 +2553,7 @@
           </w:tcPr>
           <w:p>
             <w:r>
-              <w:t>+0</w:t>
+              <w:t>"Turn 5: Agent says 'Is there anything else I can help you with today?'"</w:t>
             </w:r>
           </w:p>
         </w:tc>
@@ -2115,7 +2563,167 @@
           </w:tcPr>
           <w:p>
             <w:r>
-              <w:t>-0</w:t>
+              <w:t>"Turn 9: Agent says 'Is there anything else I can help you with today?'"</w:t>
+            </w:r>
+          </w:p>
+        </w:tc>
+      </w:tr>
+      <w:tr>
+        <w:tc>
+          <w:tcPr>
+            <w:tcW w:type="dxa" w:w="4800"/>
+          </w:tcPr>
+          <w:p>
+            <w:r>
+              <w:t>reason</w:t>
+            </w:r>
+          </w:p>
+        </w:tc>
+        <w:tc>
+          <w:tcPr>
+            <w:tcW w:type="dxa" w:w="4800"/>
+          </w:tcPr>
+          <w:p>
+            <w:r>
+              <w:t>"Enrollment was never attempted."</w:t>
+            </w:r>
+          </w:p>
+        </w:tc>
+        <w:tc>
+          <w:tcPr>
+            <w:tcW w:type="dxa" w:w="4800"/>
+          </w:tcPr>
+          <w:p>
+            <w:r>
+              <w:t>"Eligibility -&gt; full T&amp;C -&gt; explicit acceptance -&gt; enroll, in order."</w:t>
+            </w:r>
+          </w:p>
+        </w:tc>
+      </w:tr>
+      <w:tr>
+        <w:tc>
+          <w:tcPr>
+            <w:tcW w:type="dxa" w:w="4800"/>
+          </w:tcPr>
+          <w:p>
+            <w:r>
+              <w:t>call</w:t>
+            </w:r>
+          </w:p>
+        </w:tc>
+        <w:tc>
+          <w:tcPr>
+            <w:tcW w:type="dxa" w:w="4800"/>
+          </w:tcPr>
+          <w:p>
+            <w:r>
+              <w:t>transfer_to_agent"</w:t>
+            </w:r>
+          </w:p>
+        </w:tc>
+        <w:tc>
+          <w:tcPr>
+            <w:tcW w:type="dxa" w:w="4800"/>
+          </w:tcPr>
+          <w:p>
+            <w:r>
+              <w:t>enroll_paper_free_billing"</w:t>
+            </w:r>
+          </w:p>
+        </w:tc>
+      </w:tr>
+      <w:tr>
+        <w:tc>
+          <w:tcPr>
+            <w:tcW w:type="dxa" w:w="4800"/>
+          </w:tcPr>
+          <w:p>
+            <w:r>
+              <w:t>leak</w:t>
+            </w:r>
+          </w:p>
+        </w:tc>
+        <w:tc>
+          <w:tcPr>
+            <w:tcW w:type="dxa" w:w="4800"/>
+          </w:tcPr>
+          <w:p>
+            <w:r>
+              <w:t>transfer_to_agent"</w:t>
+            </w:r>
+          </w:p>
+        </w:tc>
+        <w:tc>
+          <w:tcPr>
+            <w:tcW w:type="dxa" w:w="4800"/>
+          </w:tcPr>
+          <w:p>
+            <w:r>
+              <w:t>transfer_to_agent"</w:t>
+            </w:r>
+          </w:p>
+        </w:tc>
+      </w:tr>
+      <w:tr>
+        <w:tc>
+          <w:tcPr>
+            <w:tcW w:type="dxa" w:w="4800"/>
+          </w:tcPr>
+          <w:p>
+            <w:r>
+              <w:t>output_leaks</w:t>
+            </w:r>
+          </w:p>
+        </w:tc>
+        <w:tc>
+          <w:tcPr>
+            <w:tcW w:type="dxa" w:w="4800"/>
+          </w:tcPr>
+          <w:p>
+            <w:r>
+              <w:t>6</w:t>
+            </w:r>
+          </w:p>
+        </w:tc>
+        <w:tc>
+          <w:tcPr>
+            <w:tcW w:type="dxa" w:w="4800"/>
+          </w:tcPr>
+          <w:p>
+            <w:r>
+              <w:t>0</w:t>
+            </w:r>
+          </w:p>
+        </w:tc>
+      </w:tr>
+      <w:tr>
+        <w:tc>
+          <w:tcPr>
+            <w:tcW w:type="dxa" w:w="4800"/>
+          </w:tcPr>
+          <w:p>
+            <w:r>
+              <w:t>overall_compliance_rate</w:t>
+            </w:r>
+          </w:p>
+        </w:tc>
+        <w:tc>
+          <w:tcPr>
+            <w:tcW w:type="dxa" w:w="4800"/>
+          </w:tcPr>
+          <w:p>
+            <w:r>
+              <w:t>0.1667</w:t>
+            </w:r>
+          </w:p>
+        </w:tc>
+        <w:tc>
+          <w:tcPr>
+            <w:tcW w:type="dxa" w:w="4800"/>
+          </w:tcPr>
+          <w:p>
+            <w:r>
+              <w:t>0.7143</w:t>
             </w:r>
           </w:p>
         </w:tc>
@@ -2166,7 +2774,7 @@
               <w:r>
                 <w:drawing>
                   <wp:inline xmlns:a="http://schemas.openxmlformats.org/drawingml/2006/main" xmlns:pic="http://schemas.openxmlformats.org/drawingml/2006/picture">
-                    <wp:extent cx="4480560" cy="5459398"/>
+                    <wp:extent cx="4480560" cy="1400175"/>
                     <wp:docPr id="9" name="Picture 9"/>
                     <wp:cNvGraphicFramePr>
                       <a:graphicFrameLocks noChangeAspect="1"/>
@@ -2187,7 +2795,7 @@
                           <pic:spPr>
                             <a:xfrm>
                               <a:off x="0" y="0"/>
-                              <a:ext cx="4480560" cy="5459398"/>
+                              <a:ext cx="4480560" cy="1400175"/>
                             </a:xfrm>
                             <a:prstGeom prst="rect"/>
                           </pic:spPr>
@@ -2207,7 +2815,7 @@
               <w:rPr>
                 <w:sz w:val="20"/>
               </w:rPr>
-              <w:t>Baseline behavior from trace-v1.</w:t>
+              <w:t>Baseline verdict output at v1.</w:t>
             </w:r>
           </w:p>
           <w:p>
@@ -2221,7 +2829,7 @@
                 <w:sz w:val="22"/>
                 <w:shd w:fill="FFF200"/>
               </w:rPr>
-              <w:t>Runtime delta</w:t>
+              <w:t>Verdict delta</w:t>
             </w:r>
           </w:p>
           <w:p>
@@ -2272,7 +2880,7 @@
               <w:r>
                 <w:drawing>
                   <wp:inline xmlns:a="http://schemas.openxmlformats.org/drawingml/2006/main" xmlns:pic="http://schemas.openxmlformats.org/drawingml/2006/picture">
-                    <wp:extent cx="4480560" cy="5459398"/>
+                    <wp:extent cx="4480560" cy="1043066"/>
                     <wp:docPr id="10" name="Picture 10"/>
                     <wp:cNvGraphicFramePr>
                       <a:graphicFrameLocks noChangeAspect="1"/>
@@ -2293,7 +2901,7 @@
                           <pic:spPr>
                             <a:xfrm>
                               <a:off x="0" y="0"/>
-                              <a:ext cx="4480560" cy="5459398"/>
+                              <a:ext cx="4480560" cy="1043066"/>
                             </a:xfrm>
                             <a:prstGeom prst="rect"/>
                           </pic:spPr>
@@ -2313,7 +2921,7 @@
               <w:rPr>
                 <w:sz w:val="20"/>
               </w:rPr>
-              <w:t>Updated behavior from trace-v3.</w:t>
+              <w:t>Updated verdict output at v3.</w:t>
             </w:r>
           </w:p>
           <w:p>
@@ -2327,7 +2935,7 @@
                 <w:sz w:val="22"/>
                 <w:shd w:fill="FFF200"/>
               </w:rPr>
-              <w:t>Runtime delta</w:t>
+              <w:t>Verdict delta</w:t>
             </w:r>
           </w:p>
           <w:p>
@@ -2335,446 +2943,6 @@
               <w:jc w:val="center"/>
             </w:pPr>
             <w:hyperlink r:id="rId28">
-              <w:r>
-                <w:rPr>
-                  <w:color w:val="1155CC"/>
-                  <w:u w:val="single"/>
-                </w:rPr>
-                <w:t>Open source on GitHub</w:t>
-              </w:r>
-            </w:hyperlink>
-          </w:p>
-        </w:tc>
-      </w:tr>
-    </w:tbl>
-    <w:p/>
-    <w:p>
-      <w:r>
-        <w:br w:type="page"/>
-      </w:r>
-    </w:p>
-    <w:p>
-      <w:pPr>
-        <w:jc w:val="center"/>
-      </w:pPr>
-      <w:r>
-        <w:rPr>
-          <w:b/>
-          <w:sz w:val="30"/>
-        </w:rPr>
-        <w:t>F. Registry and Tool Mapping</w:t>
-      </w:r>
-    </w:p>
-    <w:p>
-      <w:r>
-        <w:rPr>
-          <w:b/>
-        </w:rPr>
-        <w:t xml:space="preserve">The problem. </w:t>
-      </w:r>
-      <w:r>
-        <w:t>At baseline (trace-v), this section reflects earlier logic in rlaif_lab/registry.py before the current control refinements.</w:t>
-      </w:r>
-    </w:p>
-    <w:p>
-      <w:r>
-        <w:rPr>
-          <w:b/>
-        </w:rPr>
-        <w:t xml:space="preserve">The change. </w:t>
-      </w:r>
-      <w:r>
-        <w:t>The latest commit (trace-v) applies 0 focused patch hunk(s), with +0 and -0 line changes in this file.</w:t>
-      </w:r>
-    </w:p>
-    <w:p>
-      <w:r>
-        <w:rPr>
-          <w:b/>
-        </w:rPr>
-        <w:t xml:space="preserve">The effect. </w:t>
-      </w:r>
-      <w:r>
-        <w:t>Comparison now has commit-pinned before/after evidence and a structured delta table with 3 key setting/value changes.</w:t>
-      </w:r>
-    </w:p>
-    <w:p>
-      <w:r>
-        <w:rPr>
-          <w:b/>
-        </w:rPr>
-        <w:t>Code-change table</w:t>
-      </w:r>
-    </w:p>
-    <w:tbl>
-      <w:tblPr>
-        <w:tblStyle w:val="TableGrid"/>
-        <w:tblW w:type="auto" w:w="0"/>
-        <w:tblLook w:firstColumn="1" w:firstRow="1" w:lastColumn="0" w:lastRow="0" w:noHBand="0" w:noVBand="1" w:val="04A0"/>
-      </w:tblPr>
-      <w:tblGrid>
-        <w:gridCol w:w="4800"/>
-        <w:gridCol w:w="4800"/>
-        <w:gridCol w:w="4800"/>
-      </w:tblGrid>
-      <w:tr>
-        <w:tc>
-          <w:tcPr>
-            <w:tcW w:type="dxa" w:w="4800"/>
-            <w:shd w:val="clear" w:color="auto" w:fill="1F4E79"/>
-          </w:tcPr>
-          <w:p>
-            <w:r>
-              <w:rPr>
-                <w:b/>
-                <w:color w:val="FFFFFF"/>
-              </w:rPr>
-              <w:t>Setting</w:t>
-            </w:r>
-          </w:p>
-        </w:tc>
-        <w:tc>
-          <w:tcPr>
-            <w:tcW w:type="dxa" w:w="4800"/>
-            <w:shd w:val="clear" w:color="auto" w:fill="1F4E79"/>
-          </w:tcPr>
-          <w:p>
-            <w:r>
-              <w:rPr>
-                <w:b/>
-                <w:color w:val="FFFFFF"/>
-              </w:rPr>
-              <w:t>Before (baseline)</w:t>
-            </w:r>
-          </w:p>
-        </w:tc>
-        <w:tc>
-          <w:tcPr>
-            <w:tcW w:type="dxa" w:w="4800"/>
-            <w:shd w:val="clear" w:color="auto" w:fill="1F4E79"/>
-          </w:tcPr>
-          <w:p>
-            <w:r>
-              <w:rPr>
-                <w:b/>
-                <w:color w:val="FFFFFF"/>
-              </w:rPr>
-              <w:t>After (latest)</w:t>
-            </w:r>
-          </w:p>
-        </w:tc>
-      </w:tr>
-      <w:tr>
-        <w:tc>
-          <w:tcPr>
-            <w:tcW w:type="dxa" w:w="4800"/>
-          </w:tcPr>
-          <w:p>
-            <w:r>
-              <w:t>file_path</w:t>
-            </w:r>
-          </w:p>
-        </w:tc>
-        <w:tc>
-          <w:tcPr>
-            <w:tcW w:type="dxa" w:w="4800"/>
-          </w:tcPr>
-          <w:p>
-            <w:r>
-              <w:t>rlaif_lab/registry.py</w:t>
-            </w:r>
-          </w:p>
-        </w:tc>
-        <w:tc>
-          <w:tcPr>
-            <w:tcW w:type="dxa" w:w="4800"/>
-          </w:tcPr>
-          <w:p>
-            <w:r>
-              <w:t>rlaif_lab/registry.py</w:t>
-            </w:r>
-          </w:p>
-        </w:tc>
-      </w:tr>
-      <w:tr>
-        <w:tc>
-          <w:tcPr>
-            <w:tcW w:type="dxa" w:w="4800"/>
-          </w:tcPr>
-          <w:p>
-            <w:r>
-              <w:t>commit_ref</w:t>
-            </w:r>
-          </w:p>
-        </w:tc>
-        <w:tc>
-          <w:tcPr>
-            <w:tcW w:type="dxa" w:w="4800"/>
-          </w:tcPr>
-          <w:p>
-            <w:r>
-              <w:t>trace-v</w:t>
-            </w:r>
-          </w:p>
-        </w:tc>
-        <w:tc>
-          <w:tcPr>
-            <w:tcW w:type="dxa" w:w="4800"/>
-          </w:tcPr>
-          <w:p>
-            <w:r>
-              <w:t>trace-v</w:t>
-            </w:r>
-          </w:p>
-        </w:tc>
-      </w:tr>
-      <w:tr>
-        <w:tc>
-          <w:tcPr>
-            <w:tcW w:type="dxa" w:w="4800"/>
-          </w:tcPr>
-          <w:p>
-            <w:r>
-              <w:t>line_delta</w:t>
-            </w:r>
-          </w:p>
-        </w:tc>
-        <w:tc>
-          <w:tcPr>
-            <w:tcW w:type="dxa" w:w="4800"/>
-          </w:tcPr>
-          <w:p>
-            <w:r>
-              <w:t>+0</w:t>
-            </w:r>
-          </w:p>
-        </w:tc>
-        <w:tc>
-          <w:tcPr>
-            <w:tcW w:type="dxa" w:w="4800"/>
-          </w:tcPr>
-          <w:p>
-            <w:r>
-              <w:t>-0</w:t>
-            </w:r>
-          </w:p>
-        </w:tc>
-      </w:tr>
-    </w:tbl>
-    <w:p/>
-    <w:tbl>
-      <w:tblPr>
-        <w:tblStyle w:val="TableGrid"/>
-        <w:tblW w:type="auto" w:w="0"/>
-        <w:tblLook w:firstColumn="1" w:firstRow="1" w:lastColumn="0" w:lastRow="0" w:noHBand="0" w:noVBand="1" w:val="04A0"/>
-      </w:tblPr>
-      <w:tblGrid>
-        <w:gridCol w:w="8928"/>
-        <w:gridCol w:w="8928"/>
-      </w:tblGrid>
-      <w:tr>
-        <w:tc>
-          <w:tcPr>
-            <w:tcW w:type="dxa" w:w="7200"/>
-            <w:tcBorders>
-              <w:top w:val="single" w:sz="10" w:space="0" w:color="9DB4CC"/>
-              <w:left w:val="single" w:sz="10" w:space="0" w:color="9DB4CC"/>
-              <w:bottom w:val="single" w:sz="10" w:space="0" w:color="9DB4CC"/>
-              <w:right w:val="single" w:sz="10" w:space="0" w:color="9DB4CC"/>
-            </w:tcBorders>
-            <w:shd w:val="clear" w:color="auto" w:fill="F7FBFF"/>
-          </w:tcPr>
-          <w:p>
-            <w:pPr>
-              <w:jc w:val="center"/>
-            </w:pPr>
-            <w:r/>
-            <w:r>
-              <w:rPr>
-                <w:b/>
-                <w:sz w:val="32"/>
-              </w:rPr>
-              <w:t>Before (v1)</w:t>
-            </w:r>
-          </w:p>
-          <w:p>
-            <w:pPr>
-              <w:jc w:val="center"/>
-            </w:pPr>
-            <w:r/>
-            <w:hyperlink r:id="rId30">
-              <w:r>
-                <w:drawing>
-                  <wp:inline xmlns:a="http://schemas.openxmlformats.org/drawingml/2006/main" xmlns:pic="http://schemas.openxmlformats.org/drawingml/2006/picture">
-                    <wp:extent cx="4480560" cy="5513350"/>
-                    <wp:docPr id="11" name="Picture 11"/>
-                    <wp:cNvGraphicFramePr>
-                      <a:graphicFrameLocks noChangeAspect="1"/>
-                    </wp:cNvGraphicFramePr>
-                    <a:graphic>
-                      <a:graphicData uri="http://schemas.openxmlformats.org/drawingml/2006/picture">
-                        <pic:pic>
-                          <pic:nvPicPr>
-                            <pic:cNvPr id="0" name="pair_06_before.png"/>
-                            <pic:cNvPicPr/>
-                          </pic:nvPicPr>
-                          <pic:blipFill>
-                            <a:blip r:embed="rId29"/>
-                            <a:stretch>
-                              <a:fillRect/>
-                            </a:stretch>
-                          </pic:blipFill>
-                          <pic:spPr>
-                            <a:xfrm>
-                              <a:off x="0" y="0"/>
-                              <a:ext cx="4480560" cy="5513350"/>
-                            </a:xfrm>
-                            <a:prstGeom prst="rect"/>
-                          </pic:spPr>
-                        </pic:pic>
-                      </a:graphicData>
-                    </a:graphic>
-                  </wp:inline>
-                </w:drawing>
-              </w:r>
-            </w:hyperlink>
-          </w:p>
-          <w:p>
-            <w:pPr>
-              <w:jc w:val="center"/>
-            </w:pPr>
-            <w:r>
-              <w:rPr>
-                <w:sz w:val="20"/>
-              </w:rPr>
-              <w:t>Baseline behavior from trace-v1.</w:t>
-            </w:r>
-          </w:p>
-          <w:p>
-            <w:pPr>
-              <w:jc w:val="center"/>
-            </w:pPr>
-            <w:r>
-              <w:rPr>
-                <w:b/>
-                <w:i/>
-                <w:sz w:val="22"/>
-                <w:shd w:fill="FFF200"/>
-              </w:rPr>
-              <w:t>Registry delta</w:t>
-            </w:r>
-          </w:p>
-          <w:p>
-            <w:pPr>
-              <w:jc w:val="center"/>
-            </w:pPr>
-            <w:hyperlink r:id="rId30">
-              <w:r>
-                <w:rPr>
-                  <w:color w:val="1155CC"/>
-                  <w:u w:val="single"/>
-                </w:rPr>
-                <w:t>Open source on GitHub</w:t>
-              </w:r>
-            </w:hyperlink>
-          </w:p>
-        </w:tc>
-        <w:tc>
-          <w:tcPr>
-            <w:tcW w:type="dxa" w:w="7200"/>
-            <w:tcBorders>
-              <w:top w:val="single" w:sz="10" w:space="0" w:color="9DB4CC"/>
-              <w:left w:val="single" w:sz="10" w:space="0" w:color="9DB4CC"/>
-              <w:bottom w:val="single" w:sz="10" w:space="0" w:color="9DB4CC"/>
-              <w:right w:val="single" w:sz="10" w:space="0" w:color="9DB4CC"/>
-            </w:tcBorders>
-            <w:shd w:val="clear" w:color="auto" w:fill="F7FBFF"/>
-          </w:tcPr>
-          <w:p>
-            <w:pPr>
-              <w:jc w:val="center"/>
-            </w:pPr>
-            <w:r/>
-            <w:r>
-              <w:rPr>
-                <w:b/>
-                <w:sz w:val="32"/>
-              </w:rPr>
-              <w:t>After (v3)</w:t>
-            </w:r>
-          </w:p>
-          <w:p>
-            <w:pPr>
-              <w:jc w:val="center"/>
-            </w:pPr>
-            <w:r/>
-            <w:hyperlink r:id="rId32">
-              <w:r>
-                <w:drawing>
-                  <wp:inline xmlns:a="http://schemas.openxmlformats.org/drawingml/2006/main" xmlns:pic="http://schemas.openxmlformats.org/drawingml/2006/picture">
-                    <wp:extent cx="4480560" cy="5513350"/>
-                    <wp:docPr id="12" name="Picture 12"/>
-                    <wp:cNvGraphicFramePr>
-                      <a:graphicFrameLocks noChangeAspect="1"/>
-                    </wp:cNvGraphicFramePr>
-                    <a:graphic>
-                      <a:graphicData uri="http://schemas.openxmlformats.org/drawingml/2006/picture">
-                        <pic:pic>
-                          <pic:nvPicPr>
-                            <pic:cNvPr id="0" name="pair_06_after.png"/>
-                            <pic:cNvPicPr/>
-                          </pic:nvPicPr>
-                          <pic:blipFill>
-                            <a:blip r:embed="rId31"/>
-                            <a:stretch>
-                              <a:fillRect/>
-                            </a:stretch>
-                          </pic:blipFill>
-                          <pic:spPr>
-                            <a:xfrm>
-                              <a:off x="0" y="0"/>
-                              <a:ext cx="4480560" cy="5513350"/>
-                            </a:xfrm>
-                            <a:prstGeom prst="rect"/>
-                          </pic:spPr>
-                        </pic:pic>
-                      </a:graphicData>
-                    </a:graphic>
-                  </wp:inline>
-                </w:drawing>
-              </w:r>
-            </w:hyperlink>
-          </w:p>
-          <w:p>
-            <w:pPr>
-              <w:jc w:val="center"/>
-            </w:pPr>
-            <w:r>
-              <w:rPr>
-                <w:sz w:val="20"/>
-              </w:rPr>
-              <w:t>Updated behavior from trace-v3.</w:t>
-            </w:r>
-          </w:p>
-          <w:p>
-            <w:pPr>
-              <w:jc w:val="center"/>
-            </w:pPr>
-            <w:r>
-              <w:rPr>
-                <w:b/>
-                <w:i/>
-                <w:sz w:val="22"/>
-                <w:shd w:fill="FFF200"/>
-              </w:rPr>
-              <w:t>Registry delta</w:t>
-            </w:r>
-          </w:p>
-          <w:p>
-            <w:pPr>
-              <w:jc w:val="center"/>
-            </w:pPr>
-            <w:hyperlink r:id="rId32">
               <w:r>
                 <w:rPr>
                   <w:color w:val="1155CC"/>
